--- a/Entregable/GDD de una página.docx
+++ b/Entregable/GDD de una página.docx
@@ -255,11 +255,9 @@
       <w:r>
         <w:t xml:space="preserve">Solo sobreviven los </w:t>
       </w:r>
-      <w:proofErr w:type="spellStart"/>
-      <w:r>
-        <w:t>mas</w:t>
-      </w:r>
-      <w:proofErr w:type="spellEnd"/>
+      <w:r>
+        <w:t>más</w:t>
+      </w:r>
       <w:r>
         <w:t xml:space="preserve"> listos.</w:t>
       </w:r>
@@ -351,117 +349,136 @@
         <w:ind w:left="23"/>
       </w:pPr>
       <w:r>
-        <w:t>Enumera</w:t>
-      </w:r>
-      <w:r>
-        <w:rPr>
-          <w:spacing w:val="-1"/>
-        </w:rPr>
+        <w:t>El enemigo se moverá de un lugar a otro aleatoriamente.</w:t>
+      </w:r>
+    </w:p>
+    <w:p>
+      <w:pPr>
+        <w:pStyle w:val="Textoindependiente"/>
+        <w:spacing w:before="163"/>
+        <w:ind w:left="23"/>
+      </w:pPr>
+      <w:r>
+        <w:t>La comida también se moverá de un lado a otro aleatoriamente</w:t>
+      </w:r>
+    </w:p>
+    <w:p>
+      <w:pPr>
+        <w:pStyle w:val="Textoindependiente"/>
+        <w:spacing w:before="163"/>
+        <w:ind w:left="23"/>
+      </w:pPr>
+      <w:r>
+        <w:t>Todos los dinos se acercarán al agua más cercano.</w:t>
+      </w:r>
+    </w:p>
+    <w:p>
+      <w:pPr>
+        <w:pStyle w:val="Textoindependiente"/>
+        <w:spacing w:before="163"/>
+        <w:ind w:left="23"/>
+      </w:pPr>
+      <w:r>
+        <w:t>Si me agacho, me volverá invisible por unos minutos, pero también mi velocidad será reducida.</w:t>
+      </w:r>
+    </w:p>
+    <w:p>
+      <w:pPr>
+        <w:pStyle w:val="Textoindependiente"/>
+        <w:spacing w:before="163"/>
+        <w:ind w:left="23"/>
+      </w:pPr>
+      <w:r>
+        <w:t>Cada cierto tiempo se aumentará la velocidad de los npc</w:t>
+      </w:r>
+      <w:r>
+        <w:t>, vida</w:t>
+      </w:r>
+      <w:r>
+        <w:t>.</w:t>
+      </w:r>
+    </w:p>
+    <w:p>
+      <w:pPr>
+        <w:pStyle w:val="Textoindependiente"/>
+        <w:spacing w:before="163"/>
+        <w:ind w:left="23"/>
+      </w:pPr>
+      <w:r>
+        <w:t xml:space="preserve">En mi </w:t>
+      </w:r>
+      <w:r>
+        <w:t>cueva voy a poder subir el daño y la velocidad si lo mejoro en unos pilares.</w:t>
+      </w:r>
+      <w:r>
         <w:t xml:space="preserve"> </w:t>
       </w:r>
-      <w:r>
-        <w:t>las</w:t>
-      </w:r>
-      <w:r>
-        <w:rPr>
-          <w:spacing w:val="-3"/>
-        </w:rPr>
-        <w:t xml:space="preserve"> </w:t>
-      </w:r>
-      <w:r>
-        <w:t>características</w:t>
-      </w:r>
-      <w:r>
-        <w:rPr>
-          <w:spacing w:val="-3"/>
-        </w:rPr>
-        <w:t xml:space="preserve"> </w:t>
-      </w:r>
-      <w:r>
-        <w:t>o</w:t>
-      </w:r>
-      <w:r>
-        <w:rPr>
-          <w:spacing w:val="-5"/>
-        </w:rPr>
-        <w:t xml:space="preserve"> </w:t>
-      </w:r>
-      <w:r>
-        <w:t>elementos</w:t>
-      </w:r>
-      <w:r>
-        <w:rPr>
-          <w:spacing w:val="-8"/>
-        </w:rPr>
-        <w:t xml:space="preserve"> </w:t>
-      </w:r>
-      <w:r>
-        <w:t>únicos</w:t>
-      </w:r>
-      <w:r>
-        <w:rPr>
-          <w:spacing w:val="-3"/>
-        </w:rPr>
-        <w:t xml:space="preserve"> </w:t>
-      </w:r>
-      <w:r>
-        <w:t>que</w:t>
-      </w:r>
-      <w:r>
-        <w:rPr>
-          <w:spacing w:val="-5"/>
-        </w:rPr>
-        <w:t xml:space="preserve"> </w:t>
-      </w:r>
-      <w:r>
-        <w:t>quieres</w:t>
-      </w:r>
-      <w:r>
-        <w:rPr>
-          <w:spacing w:val="-3"/>
-        </w:rPr>
-        <w:t xml:space="preserve"> </w:t>
-      </w:r>
-      <w:r>
-        <w:t>incluir</w:t>
-      </w:r>
-      <w:r>
-        <w:rPr>
-          <w:spacing w:val="-6"/>
-        </w:rPr>
-        <w:t xml:space="preserve"> </w:t>
-      </w:r>
-      <w:r>
-        <w:t xml:space="preserve">en tu </w:t>
-      </w:r>
-      <w:r>
-        <w:rPr>
+    </w:p>
+    <w:p>
+      <w:pPr>
+        <w:pStyle w:val="Textoindependiente"/>
+        <w:spacing w:before="163"/>
+        <w:ind w:left="23"/>
+      </w:pPr>
+      <w:r>
+        <w:t>Cada cierto tiempo el enemigo me buscara para comerme.</w:t>
+      </w:r>
+    </w:p>
+    <w:p>
+      <w:pPr>
+        <w:pStyle w:val="Textoindependiente"/>
+        <w:spacing w:before="163"/>
+        <w:ind w:left="23"/>
+      </w:pPr>
+      <w:r>
+        <w:t>Si me acerco demasiado al enemigo me detectara y atacara.</w:t>
+      </w:r>
+    </w:p>
+    <w:p>
+      <w:pPr>
+        <w:pStyle w:val="Textoindependiente"/>
+        <w:spacing w:before="145"/>
+      </w:pPr>
+    </w:p>
+    <w:p>
+      <w:pPr>
+        <w:pStyle w:val="Textoindependiente"/>
+        <w:spacing w:before="145"/>
+      </w:pPr>
+    </w:p>
+    <w:p>
+      <w:pPr>
+        <w:pStyle w:val="Textoindependiente"/>
+        <w:spacing w:before="145"/>
+      </w:pPr>
+    </w:p>
+    <w:p>
+      <w:pPr>
+        <w:pStyle w:val="Ttulo1"/>
+        <w:rPr>
+          <w:color w:val="4985E8"/>
           <w:spacing w:val="-2"/>
-        </w:rPr>
-        <w:t>juego.</w:t>
-      </w:r>
-    </w:p>
-    <w:p>
-      <w:pPr>
-        <w:pStyle w:val="Textoindependiente"/>
-        <w:spacing w:before="145"/>
-      </w:pPr>
+          <w:u w:color="4985E8"/>
+        </w:rPr>
+      </w:pPr>
+      <w:r>
+        <w:rPr>
+          <w:color w:val="4985E8"/>
+          <w:spacing w:val="-2"/>
+          <w:u w:color="4985E8"/>
+        </w:rPr>
+        <w:lastRenderedPageBreak/>
+        <w:t>Interfaz:</w:t>
+      </w:r>
     </w:p>
     <w:p>
       <w:pPr>
         <w:pStyle w:val="Ttulo1"/>
+        <w:ind w:left="0"/>
         <w:rPr>
           <w:u w:val="none"/>
         </w:rPr>
       </w:pPr>
-      <w:r>
-        <w:rPr>
-          <w:color w:val="4985E8"/>
-          <w:spacing w:val="-2"/>
-          <w:u w:color="4985E8"/>
-        </w:rPr>
-        <w:t>Interfaz:</w:t>
-      </w:r>
     </w:p>
     <w:p>
       <w:pPr>
@@ -470,130 +487,58 @@
         <w:ind w:left="23" w:right="9"/>
       </w:pPr>
       <w:r>
-        <w:t>Enumera</w:t>
-      </w:r>
-      <w:r>
-        <w:rPr>
-          <w:spacing w:val="-2"/>
-        </w:rPr>
-        <w:t xml:space="preserve"> </w:t>
-      </w:r>
-      <w:r>
-        <w:t>los</w:t>
-      </w:r>
-      <w:r>
-        <w:rPr>
-          <w:spacing w:val="-5"/>
-        </w:rPr>
-        <w:t xml:space="preserve"> </w:t>
-      </w:r>
-      <w:r>
-        <w:t>métodos</w:t>
-      </w:r>
-      <w:r>
-        <w:rPr>
-          <w:spacing w:val="-5"/>
-        </w:rPr>
-        <w:t xml:space="preserve"> </w:t>
-      </w:r>
-      <w:r>
-        <w:t>de</w:t>
-      </w:r>
-      <w:r>
-        <w:rPr>
-          <w:spacing w:val="-2"/>
-        </w:rPr>
-        <w:t xml:space="preserve"> </w:t>
-      </w:r>
-      <w:r>
-        <w:t>entrada,</w:t>
-      </w:r>
-      <w:r>
-        <w:rPr>
-          <w:spacing w:val="-6"/>
-        </w:rPr>
-        <w:t xml:space="preserve"> </w:t>
-      </w:r>
-      <w:r>
-        <w:t>los</w:t>
-      </w:r>
-      <w:r>
-        <w:rPr>
-          <w:spacing w:val="-5"/>
-        </w:rPr>
-        <w:t xml:space="preserve"> </w:t>
-      </w:r>
-      <w:r>
-        <w:t>controles</w:t>
-      </w:r>
-      <w:r>
-        <w:rPr>
-          <w:spacing w:val="-5"/>
-        </w:rPr>
-        <w:t xml:space="preserve"> </w:t>
-      </w:r>
-      <w:r>
-        <w:t>del</w:t>
-      </w:r>
-      <w:r>
-        <w:rPr>
-          <w:spacing w:val="-4"/>
-        </w:rPr>
-        <w:t xml:space="preserve"> </w:t>
-      </w:r>
-      <w:r>
-        <w:t>jugador</w:t>
-      </w:r>
-      <w:r>
-        <w:rPr>
-          <w:spacing w:val="-3"/>
-        </w:rPr>
-        <w:t xml:space="preserve"> </w:t>
-      </w:r>
+        <w:t>la HUD tendrá los siguiente, barra de vida, sed, comida, el tiempo de supervivencia, alerta de peligro.</w:t>
+      </w:r>
+    </w:p>
+    <w:p>
+      <w:pPr>
+        <w:pStyle w:val="Textoindependiente"/>
+        <w:spacing w:before="158" w:line="276" w:lineRule="auto"/>
+        <w:ind w:left="23" w:right="9"/>
+      </w:pPr>
+      <w:r>
+        <w:t>La barra de vida bajará por si tienes sed o hambre, también si un enemigo de ataca, se recuperará si la barra de hambre y sed este completamente llena, (si se llena al 100 las dos barras te darán una recuperación de cierta vida por un tiempo.)</w:t>
+      </w:r>
+    </w:p>
+    <w:p>
+      <w:pPr>
+        <w:pStyle w:val="Textoindependiente"/>
+        <w:spacing w:before="158" w:line="276" w:lineRule="auto"/>
+        <w:ind w:left="23" w:right="9"/>
+      </w:pPr>
+      <w:r>
+        <w:t xml:space="preserve">La barra de sed y hambre bajar cada cierto tiempo y solo se llenarán si te acercas a un charco de agua </w:t>
+      </w:r>
+      <w:proofErr w:type="spellStart"/>
       <w:r>
         <w:t>y</w:t>
       </w:r>
-      <w:r>
-        <w:rPr>
-          <w:spacing w:val="-5"/>
-        </w:rPr>
-        <w:t xml:space="preserve"> </w:t>
-      </w:r>
-      <w:r>
-        <w:t>cómo</w:t>
-      </w:r>
-      <w:r>
-        <w:rPr>
-          <w:spacing w:val="-2"/>
-        </w:rPr>
-        <w:t xml:space="preserve"> </w:t>
-      </w:r>
-      <w:r>
-        <w:t>interactuarán</w:t>
-      </w:r>
-      <w:r>
-        <w:rPr>
-          <w:spacing w:val="-2"/>
-        </w:rPr>
-        <w:t xml:space="preserve"> </w:t>
-      </w:r>
-      <w:r>
-        <w:t>con</w:t>
-      </w:r>
-      <w:r>
-        <w:rPr>
-          <w:spacing w:val="-2"/>
-        </w:rPr>
-        <w:t xml:space="preserve"> </w:t>
-      </w:r>
-      <w:r>
-        <w:t xml:space="preserve">el </w:t>
-      </w:r>
-      <w:r>
-        <w:rPr>
-          <w:spacing w:val="-2"/>
-        </w:rPr>
-        <w:t>juego.</w:t>
+      <w:proofErr w:type="spellEnd"/>
+      <w:r>
+        <w:t xml:space="preserve"> interactúas con ella. También con el hambre, pero para eso tienes que bajar la vida de los dinosaurios mas pequeños para matarlo y comer su cadáver. </w:t>
+      </w:r>
+    </w:p>
+    <w:p>
+      <w:pPr>
+        <w:pStyle w:val="Textoindependiente"/>
+        <w:spacing w:before="158" w:line="276" w:lineRule="auto"/>
+        <w:ind w:left="23" w:right="9"/>
+      </w:pPr>
+      <w:r>
+        <w:t>El tiempo servirá como tu puntuación midiendo el tiempo que sobreviste en esa partida.</w:t>
+      </w:r>
+    </w:p>
+    <w:p>
+      <w:pPr>
+        <w:pStyle w:val="Textoindependiente"/>
+        <w:spacing w:before="158" w:line="276" w:lineRule="auto"/>
+        <w:ind w:left="23" w:right="9"/>
+      </w:pPr>
+      <w:r>
+        <w:t>La alerta</w:t>
+      </w:r>
+      <w:r>
+        <w:t xml:space="preserve"> de peligro saldrá si un enemigo te a detectado o el enemigo estará e un estado de persecución.</w:t>
       </w:r>
     </w:p>
     <w:p>
@@ -644,146 +589,231 @@
     <w:p>
       <w:pPr>
         <w:pStyle w:val="Textoindependiente"/>
-        <w:spacing w:before="158"/>
-        <w:ind w:left="23"/>
-      </w:pPr>
-      <w:r>
-        <w:t>Añade</w:t>
-      </w:r>
-      <w:r>
-        <w:rPr>
-          <w:spacing w:val="-2"/>
-        </w:rPr>
-        <w:t xml:space="preserve"> </w:t>
-      </w:r>
-      <w:r>
-        <w:t>todas</w:t>
-      </w:r>
-      <w:r>
-        <w:rPr>
-          <w:spacing w:val="-4"/>
-        </w:rPr>
-        <w:t xml:space="preserve"> </w:t>
-      </w:r>
-      <w:r>
-        <w:t>las</w:t>
-      </w:r>
-      <w:r>
-        <w:rPr>
-          <w:spacing w:val="-4"/>
-        </w:rPr>
-        <w:t xml:space="preserve"> </w:t>
-      </w:r>
-      <w:r>
-        <w:t>imágenes</w:t>
-      </w:r>
-      <w:r>
-        <w:rPr>
-          <w:spacing w:val="-4"/>
-        </w:rPr>
-        <w:t xml:space="preserve"> </w:t>
-      </w:r>
-      <w:r>
-        <w:t>y</w:t>
-      </w:r>
-      <w:r>
-        <w:rPr>
-          <w:spacing w:val="-4"/>
-        </w:rPr>
-        <w:t xml:space="preserve"> </w:t>
-      </w:r>
-      <w:r>
-        <w:t>juegos</w:t>
-      </w:r>
-      <w:r>
-        <w:rPr>
-          <w:spacing w:val="-5"/>
-        </w:rPr>
-        <w:t xml:space="preserve"> </w:t>
-      </w:r>
-      <w:r>
-        <w:t>con</w:t>
-      </w:r>
-      <w:r>
-        <w:rPr>
-          <w:spacing w:val="-1"/>
-        </w:rPr>
-        <w:t xml:space="preserve"> </w:t>
-      </w:r>
-      <w:r>
-        <w:t>estética</w:t>
-      </w:r>
-      <w:r>
-        <w:rPr>
-          <w:spacing w:val="-1"/>
-        </w:rPr>
-        <w:t xml:space="preserve"> </w:t>
-      </w:r>
-      <w:r>
-        <w:t>similar</w:t>
-      </w:r>
-      <w:r>
-        <w:rPr>
-          <w:spacing w:val="-7"/>
-        </w:rPr>
-        <w:t xml:space="preserve"> </w:t>
-      </w:r>
-      <w:r>
-        <w:t>a</w:t>
-      </w:r>
-      <w:r>
-        <w:rPr>
-          <w:spacing w:val="-1"/>
-        </w:rPr>
-        <w:t xml:space="preserve"> </w:t>
-      </w:r>
-      <w:r>
-        <w:t>lo</w:t>
-      </w:r>
-      <w:r>
-        <w:rPr>
-          <w:spacing w:val="-2"/>
-        </w:rPr>
-        <w:t xml:space="preserve"> </w:t>
-      </w:r>
-      <w:r>
-        <w:t>que</w:t>
-      </w:r>
-      <w:r>
-        <w:rPr>
-          <w:spacing w:val="-1"/>
-        </w:rPr>
-        <w:t xml:space="preserve"> </w:t>
-      </w:r>
-      <w:r>
-        <w:t>estás</w:t>
-      </w:r>
-      <w:r>
-        <w:rPr>
-          <w:spacing w:val="-4"/>
-        </w:rPr>
-        <w:t xml:space="preserve"> </w:t>
-      </w:r>
-      <w:r>
-        <w:t>intentando</w:t>
-      </w:r>
-      <w:r>
-        <w:rPr>
-          <w:spacing w:val="-1"/>
-        </w:rPr>
-        <w:t xml:space="preserve"> </w:t>
-      </w:r>
-      <w:r>
-        <w:rPr>
-          <w:spacing w:val="-2"/>
-        </w:rPr>
-        <w:t>conseguir.</w:t>
-      </w:r>
-    </w:p>
-    <w:p>
-      <w:pPr>
-        <w:pStyle w:val="Textoindependiente"/>
-      </w:pPr>
+      </w:pPr>
+      <w:r>
+        <w:rPr>
+          <w:noProof/>
+        </w:rPr>
+        <w:drawing>
+          <wp:inline distT="0" distB="0" distL="0" distR="0" wp14:anchorId="470C4E52" wp14:editId="4D2C9EBD">
+            <wp:extent cx="5763260" cy="3016250"/>
+            <wp:effectExtent l="0" t="0" r="8890" b="0"/>
+            <wp:docPr id="2027962558" name="Imagen 2" descr="Qué es el voxel art? | Domestika"/>
+            <wp:cNvGraphicFramePr>
+              <a:graphicFrameLocks xmlns:a="http://schemas.openxmlformats.org/drawingml/2006/main" noChangeAspect="1"/>
+            </wp:cNvGraphicFramePr>
+            <a:graphic xmlns:a="http://schemas.openxmlformats.org/drawingml/2006/main">
+              <a:graphicData uri="http://schemas.openxmlformats.org/drawingml/2006/picture">
+                <pic:pic xmlns:pic="http://schemas.openxmlformats.org/drawingml/2006/picture">
+                  <pic:nvPicPr>
+                    <pic:cNvPr id="0" name="Picture 1" descr="Qué es el voxel art? | Domestika"/>
+                    <pic:cNvPicPr>
+                      <a:picLocks noChangeAspect="1" noChangeArrowheads="1"/>
+                    </pic:cNvPicPr>
+                  </pic:nvPicPr>
+                  <pic:blipFill>
+                    <a:blip r:embed="rId7">
+                      <a:extLst>
+                        <a:ext uri="{28A0092B-C50C-407E-A947-70E740481C1C}">
+                          <a14:useLocalDpi xmlns:a14="http://schemas.microsoft.com/office/drawing/2010/main" val="0"/>
+                        </a:ext>
+                      </a:extLst>
+                    </a:blip>
+                    <a:srcRect/>
+                    <a:stretch>
+                      <a:fillRect/>
+                    </a:stretch>
+                  </pic:blipFill>
+                  <pic:spPr bwMode="auto">
+                    <a:xfrm>
+                      <a:off x="0" y="0"/>
+                      <a:ext cx="5763260" cy="3016250"/>
+                    </a:xfrm>
+                    <a:prstGeom prst="rect">
+                      <a:avLst/>
+                    </a:prstGeom>
+                    <a:noFill/>
+                    <a:ln>
+                      <a:noFill/>
+                    </a:ln>
+                  </pic:spPr>
+                </pic:pic>
+              </a:graphicData>
+            </a:graphic>
+          </wp:inline>
+        </w:drawing>
+      </w:r>
+    </w:p>
+    <w:p>
+      <w:pPr>
+        <w:pStyle w:val="Textoindependiente"/>
+      </w:pPr>
+      <w:r>
+        <w:rPr>
+          <w:noProof/>
+        </w:rPr>
+        <w:lastRenderedPageBreak/>
+        <w:drawing>
+          <wp:inline distT="0" distB="0" distL="0" distR="0" wp14:anchorId="5F94DB6B" wp14:editId="49C99F62">
+            <wp:extent cx="5763260" cy="3016885"/>
+            <wp:effectExtent l="0" t="0" r="8890" b="0"/>
+            <wp:docPr id="1896304843" name="Imagen 3" descr="Qué es Voxel art y cómo se hace? - Mega Voxels"/>
+            <wp:cNvGraphicFramePr>
+              <a:graphicFrameLocks xmlns:a="http://schemas.openxmlformats.org/drawingml/2006/main" noChangeAspect="1"/>
+            </wp:cNvGraphicFramePr>
+            <a:graphic xmlns:a="http://schemas.openxmlformats.org/drawingml/2006/main">
+              <a:graphicData uri="http://schemas.openxmlformats.org/drawingml/2006/picture">
+                <pic:pic xmlns:pic="http://schemas.openxmlformats.org/drawingml/2006/picture">
+                  <pic:nvPicPr>
+                    <pic:cNvPr id="0" name="Picture 3" descr="Qué es Voxel art y cómo se hace? - Mega Voxels"/>
+                    <pic:cNvPicPr>
+                      <a:picLocks noChangeAspect="1" noChangeArrowheads="1"/>
+                    </pic:cNvPicPr>
+                  </pic:nvPicPr>
+                  <pic:blipFill>
+                    <a:blip r:embed="rId8">
+                      <a:extLst>
+                        <a:ext uri="{28A0092B-C50C-407E-A947-70E740481C1C}">
+                          <a14:useLocalDpi xmlns:a14="http://schemas.microsoft.com/office/drawing/2010/main" val="0"/>
+                        </a:ext>
+                      </a:extLst>
+                    </a:blip>
+                    <a:srcRect/>
+                    <a:stretch>
+                      <a:fillRect/>
+                    </a:stretch>
+                  </pic:blipFill>
+                  <pic:spPr bwMode="auto">
+                    <a:xfrm>
+                      <a:off x="0" y="0"/>
+                      <a:ext cx="5763260" cy="3016885"/>
+                    </a:xfrm>
+                    <a:prstGeom prst="rect">
+                      <a:avLst/>
+                    </a:prstGeom>
+                    <a:noFill/>
+                    <a:ln>
+                      <a:noFill/>
+                    </a:ln>
+                  </pic:spPr>
+                </pic:pic>
+              </a:graphicData>
+            </a:graphic>
+          </wp:inline>
+        </w:drawing>
+      </w:r>
+    </w:p>
+    <w:p>
+      <w:pPr>
+        <w:pStyle w:val="Textoindependiente"/>
+      </w:pPr>
+      <w:r>
+        <w:rPr>
+          <w:noProof/>
+        </w:rPr>
+        <w:drawing>
+          <wp:inline distT="0" distB="0" distL="0" distR="0" wp14:anchorId="2BE193DB" wp14:editId="0E9C4DD7">
+            <wp:extent cx="2905125" cy="3086100"/>
+            <wp:effectExtent l="0" t="0" r="9525" b="0"/>
+            <wp:docPr id="1359098103" name="Imagen 4" descr="The Main Benefits and Disadvantages of Voxel Modeling"/>
+            <wp:cNvGraphicFramePr>
+              <a:graphicFrameLocks xmlns:a="http://schemas.openxmlformats.org/drawingml/2006/main" noChangeAspect="1"/>
+            </wp:cNvGraphicFramePr>
+            <a:graphic xmlns:a="http://schemas.openxmlformats.org/drawingml/2006/main">
+              <a:graphicData uri="http://schemas.openxmlformats.org/drawingml/2006/picture">
+                <pic:pic xmlns:pic="http://schemas.openxmlformats.org/drawingml/2006/picture">
+                  <pic:nvPicPr>
+                    <pic:cNvPr id="0" name="Picture 5" descr="The Main Benefits and Disadvantages of Voxel Modeling"/>
+                    <pic:cNvPicPr>
+                      <a:picLocks noChangeAspect="1" noChangeArrowheads="1"/>
+                    </pic:cNvPicPr>
+                  </pic:nvPicPr>
+                  <pic:blipFill>
+                    <a:blip r:embed="rId9">
+                      <a:extLst>
+                        <a:ext uri="{28A0092B-C50C-407E-A947-70E740481C1C}">
+                          <a14:useLocalDpi xmlns:a14="http://schemas.microsoft.com/office/drawing/2010/main" val="0"/>
+                        </a:ext>
+                      </a:extLst>
+                    </a:blip>
+                    <a:srcRect/>
+                    <a:stretch>
+                      <a:fillRect/>
+                    </a:stretch>
+                  </pic:blipFill>
+                  <pic:spPr bwMode="auto">
+                    <a:xfrm>
+                      <a:off x="0" y="0"/>
+                      <a:ext cx="2905125" cy="3086100"/>
+                    </a:xfrm>
+                    <a:prstGeom prst="rect">
+                      <a:avLst/>
+                    </a:prstGeom>
+                    <a:noFill/>
+                    <a:ln>
+                      <a:noFill/>
+                    </a:ln>
+                  </pic:spPr>
+                </pic:pic>
+              </a:graphicData>
+            </a:graphic>
+          </wp:inline>
+        </w:drawing>
+      </w:r>
+      <w:r>
+        <w:rPr>
+          <w:noProof/>
+        </w:rPr>
+        <w:lastRenderedPageBreak/>
+        <w:drawing>
+          <wp:inline distT="0" distB="0" distL="0" distR="0" wp14:anchorId="18648F21" wp14:editId="6A5ADDCC">
+            <wp:extent cx="5763260" cy="3240405"/>
+            <wp:effectExtent l="0" t="0" r="8890" b="0"/>
+            <wp:docPr id="793100568" name="Imagen 5" descr="Si compraste Cube World hace años, podrás acceder a su nueva beta la semana  que viene"/>
+            <wp:cNvGraphicFramePr>
+              <a:graphicFrameLocks xmlns:a="http://schemas.openxmlformats.org/drawingml/2006/main" noChangeAspect="1"/>
+            </wp:cNvGraphicFramePr>
+            <a:graphic xmlns:a="http://schemas.openxmlformats.org/drawingml/2006/main">
+              <a:graphicData uri="http://schemas.openxmlformats.org/drawingml/2006/picture">
+                <pic:pic xmlns:pic="http://schemas.openxmlformats.org/drawingml/2006/picture">
+                  <pic:nvPicPr>
+                    <pic:cNvPr id="0" name="Picture 7" descr="Si compraste Cube World hace años, podrás acceder a su nueva beta la semana  que viene"/>
+                    <pic:cNvPicPr>
+                      <a:picLocks noChangeAspect="1" noChangeArrowheads="1"/>
+                    </pic:cNvPicPr>
+                  </pic:nvPicPr>
+                  <pic:blipFill>
+                    <a:blip r:embed="rId10">
+                      <a:extLst>
+                        <a:ext uri="{28A0092B-C50C-407E-A947-70E740481C1C}">
+                          <a14:useLocalDpi xmlns:a14="http://schemas.microsoft.com/office/drawing/2010/main" val="0"/>
+                        </a:ext>
+                      </a:extLst>
+                    </a:blip>
+                    <a:srcRect/>
+                    <a:stretch>
+                      <a:fillRect/>
+                    </a:stretch>
+                  </pic:blipFill>
+                  <pic:spPr bwMode="auto">
+                    <a:xfrm>
+                      <a:off x="0" y="0"/>
+                      <a:ext cx="5763260" cy="3240405"/>
+                    </a:xfrm>
+                    <a:prstGeom prst="rect">
+                      <a:avLst/>
+                    </a:prstGeom>
+                    <a:noFill/>
+                    <a:ln>
+                      <a:noFill/>
+                    </a:ln>
+                  </pic:spPr>
+                </pic:pic>
+              </a:graphicData>
+            </a:graphic>
+          </wp:inline>
+        </w:drawing>
+      </w:r>
     </w:p>
     <w:p>
       <w:pPr>
@@ -814,134 +844,129 @@
         <w:ind w:left="23"/>
       </w:pPr>
       <w:r>
-        <w:t>Incluye</w:t>
-      </w:r>
-      <w:r>
-        <w:rPr>
-          <w:spacing w:val="-2"/>
-        </w:rPr>
-        <w:t xml:space="preserve"> </w:t>
-      </w:r>
-      <w:r>
-        <w:t>enlaces</w:t>
-      </w:r>
-      <w:r>
-        <w:rPr>
-          <w:spacing w:val="-5"/>
-        </w:rPr>
-        <w:t xml:space="preserve"> </w:t>
-      </w:r>
-      <w:r>
-        <w:t>a</w:t>
-      </w:r>
-      <w:r>
-        <w:rPr>
-          <w:spacing w:val="-2"/>
-        </w:rPr>
-        <w:t xml:space="preserve"> </w:t>
-      </w:r>
-      <w:r>
-        <w:t>la</w:t>
-      </w:r>
-      <w:r>
-        <w:rPr>
-          <w:spacing w:val="-2"/>
-        </w:rPr>
-        <w:t xml:space="preserve"> </w:t>
-      </w:r>
-      <w:r>
-        <w:t>música</w:t>
-      </w:r>
-      <w:r>
-        <w:rPr>
-          <w:spacing w:val="-2"/>
-        </w:rPr>
-        <w:t xml:space="preserve"> </w:t>
-      </w:r>
-      <w:r>
-        <w:t>y</w:t>
-      </w:r>
-      <w:r>
-        <w:rPr>
-          <w:spacing w:val="-5"/>
-        </w:rPr>
-        <w:t xml:space="preserve"> </w:t>
-      </w:r>
-      <w:r>
-        <w:t>sonidos</w:t>
-      </w:r>
-      <w:r>
-        <w:rPr>
-          <w:spacing w:val="-5"/>
-        </w:rPr>
-        <w:t xml:space="preserve"> </w:t>
-      </w:r>
-      <w:r>
-        <w:t>similares</w:t>
-      </w:r>
-      <w:r>
-        <w:rPr>
-          <w:spacing w:val="-5"/>
-        </w:rPr>
-        <w:t xml:space="preserve"> </w:t>
-      </w:r>
-      <w:r>
-        <w:t>a</w:t>
-      </w:r>
-      <w:r>
-        <w:rPr>
-          <w:spacing w:val="-2"/>
-        </w:rPr>
-        <w:t xml:space="preserve"> </w:t>
-      </w:r>
-      <w:r>
-        <w:t>lo</w:t>
-      </w:r>
-      <w:r>
-        <w:rPr>
-          <w:spacing w:val="-6"/>
-        </w:rPr>
-        <w:t xml:space="preserve"> </w:t>
-      </w:r>
-      <w:r>
-        <w:t>que</w:t>
-      </w:r>
-      <w:r>
-        <w:rPr>
-          <w:spacing w:val="-2"/>
-        </w:rPr>
-        <w:t xml:space="preserve"> </w:t>
-      </w:r>
-      <w:r>
-        <w:t>buscas.</w:t>
-      </w:r>
-      <w:r>
-        <w:rPr>
-          <w:spacing w:val="-5"/>
-        </w:rPr>
-        <w:t xml:space="preserve"> </w:t>
-      </w:r>
-      <w:r>
-        <w:t>Puedes</w:t>
-      </w:r>
-      <w:r>
-        <w:rPr>
-          <w:spacing w:val="-9"/>
-        </w:rPr>
-        <w:t xml:space="preserve"> </w:t>
-      </w:r>
-      <w:r>
-        <w:t>enunciar</w:t>
-      </w:r>
-      <w:r>
-        <w:rPr>
-          <w:spacing w:val="-3"/>
-        </w:rPr>
-        <w:t xml:space="preserve"> </w:t>
-      </w:r>
-      <w:r>
-        <w:t>las emociones que deben evocar al jugador con todo el apartado sonoro.</w:t>
-      </w:r>
+        <w:t xml:space="preserve">Sonido principal, ser una </w:t>
+      </w:r>
+      <w:proofErr w:type="gramStart"/>
+      <w:r>
+        <w:t>mescla</w:t>
+      </w:r>
+      <w:proofErr w:type="gramEnd"/>
+      <w:r>
+        <w:t xml:space="preserve"> entre canción y sonidos ambientales de bosque.</w:t>
+      </w:r>
+    </w:p>
+    <w:p>
+      <w:pPr>
+        <w:pStyle w:val="Textoindependiente"/>
+        <w:spacing w:before="163" w:line="276" w:lineRule="auto"/>
+        <w:ind w:left="23"/>
+      </w:pPr>
+      <w:r>
+        <w:t>Sonidos:</w:t>
+      </w:r>
+    </w:p>
+    <w:p>
+      <w:pPr>
+        <w:pStyle w:val="Textoindependiente"/>
+        <w:numPr>
+          <w:ilvl w:val="0"/>
+          <w:numId w:val="1"/>
+        </w:numPr>
+        <w:spacing w:before="163" w:line="276" w:lineRule="auto"/>
+      </w:pPr>
+      <w:r>
+        <w:t>Sonido de mordiscos</w:t>
+      </w:r>
+    </w:p>
+    <w:p>
+      <w:pPr>
+        <w:pStyle w:val="Textoindependiente"/>
+        <w:numPr>
+          <w:ilvl w:val="0"/>
+          <w:numId w:val="1"/>
+        </w:numPr>
+        <w:spacing w:before="163" w:line="276" w:lineRule="auto"/>
+      </w:pPr>
+      <w:r>
+        <w:t>Sonido de beber</w:t>
+      </w:r>
+    </w:p>
+    <w:p>
+      <w:pPr>
+        <w:pStyle w:val="Textoindependiente"/>
+        <w:numPr>
+          <w:ilvl w:val="0"/>
+          <w:numId w:val="1"/>
+        </w:numPr>
+        <w:spacing w:before="163" w:line="276" w:lineRule="auto"/>
+      </w:pPr>
+      <w:r>
+        <w:t>Sonido de comer</w:t>
+      </w:r>
+    </w:p>
+    <w:p>
+      <w:pPr>
+        <w:pStyle w:val="Textoindependiente"/>
+        <w:numPr>
+          <w:ilvl w:val="0"/>
+          <w:numId w:val="1"/>
+        </w:numPr>
+        <w:spacing w:before="163" w:line="276" w:lineRule="auto"/>
+      </w:pPr>
+      <w:r>
+        <w:t>Sonido de un rugido al comienzo de que te persigan</w:t>
+      </w:r>
+    </w:p>
+    <w:p>
+      <w:pPr>
+        <w:pStyle w:val="Textoindependiente"/>
+        <w:numPr>
+          <w:ilvl w:val="0"/>
+          <w:numId w:val="1"/>
+        </w:numPr>
+        <w:spacing w:before="163" w:line="276" w:lineRule="auto"/>
+      </w:pPr>
+      <w:r>
+        <w:t>Sonido de la música principal, pero más fuerte cuando te persiguen.</w:t>
+      </w:r>
+    </w:p>
+    <w:p>
+      <w:pPr>
+        <w:pStyle w:val="Textoindependiente"/>
+        <w:numPr>
+          <w:ilvl w:val="0"/>
+          <w:numId w:val="1"/>
+        </w:numPr>
+        <w:spacing w:before="163" w:line="276" w:lineRule="auto"/>
+      </w:pPr>
+      <w:r>
+        <w:t>Sonido de recibir daño</w:t>
+      </w:r>
+    </w:p>
+    <w:p>
+      <w:pPr>
+        <w:pStyle w:val="Textoindependiente"/>
+        <w:numPr>
+          <w:ilvl w:val="0"/>
+          <w:numId w:val="1"/>
+        </w:numPr>
+        <w:spacing w:before="163" w:line="276" w:lineRule="auto"/>
+      </w:pPr>
+      <w:r>
+        <w:t>Sonido de curarse</w:t>
+      </w:r>
+    </w:p>
+    <w:p>
+      <w:pPr>
+        <w:pStyle w:val="Textoindependiente"/>
+        <w:spacing w:before="107"/>
+      </w:pPr>
+    </w:p>
+    <w:p>
+      <w:pPr>
+        <w:pStyle w:val="Textoindependiente"/>
+        <w:spacing w:before="107"/>
+      </w:pPr>
     </w:p>
     <w:p>
       <w:pPr>
@@ -1093,6 +1118,9 @@
       <w:pPr>
         <w:spacing w:before="37"/>
         <w:ind w:left="23"/>
+        <w:rPr>
+          <w:spacing w:val="-2"/>
+        </w:rPr>
       </w:pPr>
       <w:r>
         <w:rPr>
@@ -1116,8 +1144,404 @@
         <w:t>Edad/género/intereses.</w:t>
       </w:r>
     </w:p>
+    <w:p>
+      <w:pPr>
+        <w:spacing w:before="37"/>
+        <w:ind w:left="23"/>
+      </w:pPr>
+    </w:p>
+    <w:tbl>
+      <w:tblPr>
+        <w:tblStyle w:val="TableNormal"/>
+        <w:tblW w:w="0" w:type="auto"/>
+        <w:tblInd w:w="67" w:type="dxa"/>
+        <w:tblLayout w:type="fixed"/>
+        <w:tblLook w:val="01E0" w:firstRow="1" w:lastRow="1" w:firstColumn="1" w:lastColumn="1" w:noHBand="0" w:noVBand="0"/>
+      </w:tblPr>
+      <w:tblGrid>
+        <w:gridCol w:w="4478"/>
+        <w:gridCol w:w="3547"/>
+      </w:tblGrid>
+      <w:tr>
+        <w:trPr>
+          <w:trHeight w:val="825"/>
+        </w:trPr>
+        <w:tc>
+          <w:tcPr>
+            <w:tcW w:w="4478" w:type="dxa"/>
+          </w:tcPr>
+          <w:p>
+            <w:pPr>
+              <w:pStyle w:val="TableParagraph"/>
+              <w:spacing w:before="0" w:line="246" w:lineRule="exact"/>
+            </w:pPr>
+            <w:bookmarkStart w:id="0" w:name="Identidad_del_Juego_/_Mantra:"/>
+            <w:bookmarkStart w:id="1" w:name="Pilares_del_Diseño:"/>
+            <w:bookmarkStart w:id="2" w:name="Características:"/>
+            <w:bookmarkStart w:id="3" w:name="Interfaz:"/>
+            <w:bookmarkStart w:id="4" w:name="Estilo_de_Arte:"/>
+            <w:bookmarkStart w:id="5" w:name="Música/Sonido:"/>
+            <w:bookmarkStart w:id="6" w:name="Hoja_de_ruta_del_desarrollo_/_Lanzamient"/>
+            <w:bookmarkEnd w:id="0"/>
+            <w:bookmarkEnd w:id="1"/>
+            <w:bookmarkEnd w:id="2"/>
+            <w:bookmarkEnd w:id="3"/>
+            <w:bookmarkEnd w:id="4"/>
+            <w:bookmarkEnd w:id="5"/>
+            <w:bookmarkEnd w:id="6"/>
+            <w:r>
+              <w:rPr>
+                <w:rFonts w:ascii="Arial" w:hAnsi="Arial"/>
+                <w:b/>
+              </w:rPr>
+              <w:t>Hito</w:t>
+            </w:r>
+            <w:r>
+              <w:rPr>
+                <w:rFonts w:ascii="Arial" w:hAnsi="Arial"/>
+                <w:b/>
+                <w:spacing w:val="-5"/>
+              </w:rPr>
+              <w:t xml:space="preserve"> </w:t>
+            </w:r>
+            <w:r>
+              <w:rPr>
+                <w:rFonts w:ascii="Arial" w:hAnsi="Arial"/>
+                <w:b/>
+              </w:rPr>
+              <w:t>1:</w:t>
+            </w:r>
+            <w:r>
+              <w:rPr>
+                <w:rFonts w:ascii="Arial" w:hAnsi="Arial"/>
+                <w:b/>
+                <w:spacing w:val="-1"/>
+              </w:rPr>
+              <w:t xml:space="preserve"> </w:t>
+            </w:r>
+            <w:r>
+              <w:t>Mecánicas</w:t>
+            </w:r>
+            <w:r>
+              <w:rPr>
+                <w:spacing w:val="-4"/>
+              </w:rPr>
+              <w:t xml:space="preserve"> </w:t>
+            </w:r>
+            <w:r>
+              <w:t>completas -</w:t>
+            </w:r>
+            <w:r>
+              <w:rPr>
+                <w:spacing w:val="-2"/>
+              </w:rPr>
+              <w:t xml:space="preserve"> 0/0/00</w:t>
+            </w:r>
+          </w:p>
+          <w:p>
+            <w:pPr>
+              <w:pStyle w:val="TableParagraph"/>
+            </w:pPr>
+            <w:r>
+              <w:rPr>
+                <w:rFonts w:ascii="Arial"/>
+                <w:b/>
+              </w:rPr>
+              <w:t>Hito</w:t>
+            </w:r>
+            <w:r>
+              <w:rPr>
+                <w:rFonts w:ascii="Arial"/>
+                <w:b/>
+                <w:spacing w:val="-3"/>
+              </w:rPr>
+              <w:t xml:space="preserve"> </w:t>
+            </w:r>
+            <w:r>
+              <w:rPr>
+                <w:rFonts w:ascii="Arial"/>
+                <w:b/>
+              </w:rPr>
+              <w:t>2:</w:t>
+            </w:r>
+            <w:r>
+              <w:rPr>
+                <w:rFonts w:ascii="Arial"/>
+                <w:b/>
+                <w:spacing w:val="-1"/>
+              </w:rPr>
+              <w:t xml:space="preserve"> </w:t>
+            </w:r>
+            <w:r>
+              <w:t>Lucha</w:t>
+            </w:r>
+            <w:r>
+              <w:rPr>
+                <w:spacing w:val="-1"/>
+              </w:rPr>
+              <w:t xml:space="preserve"> </w:t>
+            </w:r>
+            <w:r>
+              <w:t>con</w:t>
+            </w:r>
+            <w:r>
+              <w:rPr>
+                <w:spacing w:val="-1"/>
+              </w:rPr>
+              <w:t xml:space="preserve"> </w:t>
+            </w:r>
+            <w:proofErr w:type="spellStart"/>
+            <w:r>
+              <w:t>boss</w:t>
+            </w:r>
+            <w:proofErr w:type="spellEnd"/>
+            <w:r>
+              <w:rPr>
+                <w:spacing w:val="-4"/>
+              </w:rPr>
+              <w:t xml:space="preserve"> </w:t>
+            </w:r>
+            <w:r>
+              <w:t>completo</w:t>
+            </w:r>
+            <w:r>
+              <w:rPr>
+                <w:spacing w:val="2"/>
+              </w:rPr>
+              <w:t xml:space="preserve"> </w:t>
+            </w:r>
+            <w:r>
+              <w:t>-</w:t>
+            </w:r>
+            <w:r>
+              <w:rPr>
+                <w:spacing w:val="-2"/>
+              </w:rPr>
+              <w:t xml:space="preserve"> 0/0/00</w:t>
+            </w:r>
+          </w:p>
+          <w:p>
+            <w:pPr>
+              <w:pStyle w:val="TableParagraph"/>
+              <w:spacing w:line="233" w:lineRule="exact"/>
+            </w:pPr>
+            <w:r>
+              <w:rPr>
+                <w:rFonts w:ascii="Arial"/>
+                <w:b/>
+              </w:rPr>
+              <w:t>Hito</w:t>
+            </w:r>
+            <w:r>
+              <w:rPr>
+                <w:rFonts w:ascii="Arial"/>
+                <w:b/>
+                <w:spacing w:val="-2"/>
+              </w:rPr>
+              <w:t xml:space="preserve"> </w:t>
+            </w:r>
+            <w:r>
+              <w:rPr>
+                <w:rFonts w:ascii="Arial"/>
+                <w:b/>
+              </w:rPr>
+              <w:t>3:</w:t>
+            </w:r>
+            <w:r>
+              <w:rPr>
+                <w:rFonts w:ascii="Arial"/>
+                <w:b/>
+                <w:spacing w:val="-1"/>
+              </w:rPr>
+              <w:t xml:space="preserve"> </w:t>
+            </w:r>
+            <w:r>
+              <w:t>Niveles</w:t>
+            </w:r>
+            <w:r>
+              <w:rPr>
+                <w:spacing w:val="-3"/>
+              </w:rPr>
+              <w:t xml:space="preserve"> </w:t>
+            </w:r>
+            <w:r>
+              <w:t>completos</w:t>
+            </w:r>
+            <w:r>
+              <w:rPr>
+                <w:spacing w:val="-1"/>
+              </w:rPr>
+              <w:t xml:space="preserve"> </w:t>
+            </w:r>
+            <w:r>
+              <w:t>-</w:t>
+            </w:r>
+            <w:r>
+              <w:rPr>
+                <w:spacing w:val="58"/>
+              </w:rPr>
+              <w:t xml:space="preserve"> </w:t>
+            </w:r>
+            <w:r>
+              <w:rPr>
+                <w:spacing w:val="-2"/>
+              </w:rPr>
+              <w:t>0/0/00</w:t>
+            </w:r>
+          </w:p>
+        </w:tc>
+        <w:tc>
+          <w:tcPr>
+            <w:tcW w:w="3547" w:type="dxa"/>
+          </w:tcPr>
+          <w:p>
+            <w:pPr>
+              <w:pStyle w:val="TableParagraph"/>
+              <w:spacing w:before="0" w:line="246" w:lineRule="exact"/>
+              <w:ind w:left="374"/>
+            </w:pPr>
+            <w:r>
+              <w:rPr>
+                <w:rFonts w:ascii="Arial"/>
+                <w:b/>
+              </w:rPr>
+              <w:t>Hito</w:t>
+            </w:r>
+            <w:r>
+              <w:rPr>
+                <w:rFonts w:ascii="Arial"/>
+                <w:b/>
+                <w:spacing w:val="-3"/>
+              </w:rPr>
+              <w:t xml:space="preserve"> </w:t>
+            </w:r>
+            <w:r>
+              <w:rPr>
+                <w:rFonts w:ascii="Arial"/>
+                <w:b/>
+              </w:rPr>
+              <w:t>4:</w:t>
+            </w:r>
+            <w:r>
+              <w:rPr>
+                <w:rFonts w:ascii="Arial"/>
+                <w:b/>
+                <w:spacing w:val="-1"/>
+              </w:rPr>
+              <w:t xml:space="preserve"> </w:t>
+            </w:r>
+            <w:r>
+              <w:t>Pulido</w:t>
+            </w:r>
+            <w:r>
+              <w:rPr>
+                <w:spacing w:val="-2"/>
+              </w:rPr>
+              <w:t xml:space="preserve"> </w:t>
+            </w:r>
+            <w:r>
+              <w:t>completo</w:t>
+            </w:r>
+            <w:r>
+              <w:rPr>
+                <w:spacing w:val="1"/>
+              </w:rPr>
+              <w:t xml:space="preserve"> </w:t>
+            </w:r>
+            <w:r>
+              <w:t>-</w:t>
+            </w:r>
+            <w:r>
+              <w:rPr>
+                <w:spacing w:val="-2"/>
+              </w:rPr>
+              <w:t xml:space="preserve"> 0/0/00</w:t>
+            </w:r>
+          </w:p>
+          <w:p>
+            <w:pPr>
+              <w:pStyle w:val="TableParagraph"/>
+              <w:ind w:left="374"/>
+            </w:pPr>
+            <w:r>
+              <w:rPr>
+                <w:spacing w:val="-2"/>
+              </w:rPr>
+              <w:t>--------------------------</w:t>
+            </w:r>
+            <w:r>
+              <w:rPr>
+                <w:spacing w:val="-10"/>
+              </w:rPr>
+              <w:t>-</w:t>
+            </w:r>
+          </w:p>
+          <w:p>
+            <w:pPr>
+              <w:pStyle w:val="TableParagraph"/>
+              <w:spacing w:line="233" w:lineRule="exact"/>
+              <w:ind w:left="374"/>
+            </w:pPr>
+            <w:r>
+              <w:rPr>
+                <w:rFonts w:ascii="Arial" w:hAnsi="Arial"/>
+                <w:b/>
+                <w:color w:val="FF0000"/>
+              </w:rPr>
+              <w:t>Día</w:t>
+            </w:r>
+            <w:r>
+              <w:rPr>
+                <w:rFonts w:ascii="Arial" w:hAnsi="Arial"/>
+                <w:b/>
+                <w:color w:val="FF0000"/>
+                <w:spacing w:val="-2"/>
+              </w:rPr>
+              <w:t xml:space="preserve"> </w:t>
+            </w:r>
+            <w:r>
+              <w:rPr>
+                <w:rFonts w:ascii="Arial" w:hAnsi="Arial"/>
+                <w:b/>
+                <w:color w:val="FF0000"/>
+              </w:rPr>
+              <w:t>de</w:t>
+            </w:r>
+            <w:r>
+              <w:rPr>
+                <w:rFonts w:ascii="Arial" w:hAnsi="Arial"/>
+                <w:b/>
+                <w:color w:val="FF0000"/>
+                <w:spacing w:val="-2"/>
+              </w:rPr>
+              <w:t xml:space="preserve"> </w:t>
+            </w:r>
+            <w:r>
+              <w:rPr>
+                <w:rFonts w:ascii="Arial" w:hAnsi="Arial"/>
+                <w:b/>
+                <w:color w:val="FF0000"/>
+              </w:rPr>
+              <w:t xml:space="preserve">Lanzamiento: </w:t>
+            </w:r>
+            <w:r>
+              <w:rPr>
+                <w:spacing w:val="-2"/>
+              </w:rPr>
+              <w:t>0/0/00</w:t>
+            </w:r>
+          </w:p>
+        </w:tc>
+      </w:tr>
+    </w:tbl>
+    <w:p>
+      <w:pPr>
+        <w:spacing w:before="37"/>
+        <w:ind w:left="23"/>
+      </w:pPr>
+    </w:p>
     <w:sectPr>
-      <w:footerReference w:type="default" r:id="rId6"/>
+      <w:footerReference w:type="default" r:id="rId11"/>
       <w:type w:val="continuous"/>
       <w:pgSz w:w="11910" w:h="16840"/>
       <w:pgMar w:top="1360" w:right="1417" w:bottom="4240" w:left="1417" w:header="0" w:footer="4055" w:gutter="0"/>
@@ -1157,852 +1581,6 @@
         <w:sz w:val="20"/>
       </w:rPr>
     </w:pPr>
-    <w:r>
-      <w:rPr>
-        <w:noProof/>
-        <w:sz w:val="20"/>
-      </w:rPr>
-      <mc:AlternateContent>
-        <mc:Choice Requires="wps">
-          <w:drawing>
-            <wp:anchor distT="0" distB="0" distL="0" distR="0" simplePos="0" relativeHeight="15728640" behindDoc="0" locked="0" layoutInCell="1" allowOverlap="1" wp14:anchorId="209C1DB3" wp14:editId="202C326C">
-              <wp:simplePos x="0" y="0"/>
-              <wp:positionH relativeFrom="page">
-                <wp:posOffset>911542</wp:posOffset>
-              </wp:positionH>
-              <wp:positionV relativeFrom="page">
-                <wp:posOffset>7988198</wp:posOffset>
-              </wp:positionV>
-              <wp:extent cx="5172075" cy="523875"/>
-              <wp:effectExtent l="0" t="0" r="0" b="0"/>
-              <wp:wrapNone/>
-              <wp:docPr id="1" name="Textbox 1"/>
-              <wp:cNvGraphicFramePr>
-                <a:graphicFrameLocks xmlns:a="http://schemas.openxmlformats.org/drawingml/2006/main"/>
-              </wp:cNvGraphicFramePr>
-              <a:graphic xmlns:a="http://schemas.openxmlformats.org/drawingml/2006/main">
-                <a:graphicData uri="http://schemas.microsoft.com/office/word/2010/wordprocessingShape">
-                  <wps:wsp>
-                    <wps:cNvSpPr txBox="1">
-                      <a:spLocks/>
-                    </wps:cNvSpPr>
-                    <wps:spPr>
-                      <a:xfrm>
-                        <a:off x="0" y="0"/>
-                        <a:ext cx="5172075" cy="523875"/>
-                      </a:xfrm>
-                      <a:prstGeom prst="rect">
-                        <a:avLst/>
-                      </a:prstGeom>
-                    </wps:spPr>
-                    <wps:txbx>
-                      <w:txbxContent>
-                        <w:tbl>
-                          <w:tblPr>
-                            <w:tblStyle w:val="TableNormal"/>
-                            <w:tblW w:w="0" w:type="auto"/>
-                            <w:tblInd w:w="67" w:type="dxa"/>
-                            <w:tblLayout w:type="fixed"/>
-                            <w:tblLook w:val="01E0" w:firstRow="1" w:lastRow="1" w:firstColumn="1" w:lastColumn="1" w:noHBand="0" w:noVBand="0"/>
-                          </w:tblPr>
-                          <w:tblGrid>
-                            <w:gridCol w:w="4478"/>
-                            <w:gridCol w:w="3547"/>
-                          </w:tblGrid>
-                          <w:tr>
-                            <w:trPr>
-                              <w:trHeight w:val="825"/>
-                            </w:trPr>
-                            <w:tc>
-                              <w:tcPr>
-                                <w:tcW w:w="4478" w:type="dxa"/>
-                              </w:tcPr>
-                              <w:p>
-                                <w:pPr>
-                                  <w:pStyle w:val="TableParagraph"/>
-                                  <w:spacing w:before="0" w:line="246" w:lineRule="exact"/>
-                                </w:pPr>
-                                <w:bookmarkStart w:id="0" w:name="Identidad_del_Juego_/_Mantra:"/>
-                                <w:bookmarkStart w:id="1" w:name="Pilares_del_Diseño:"/>
-                                <w:bookmarkStart w:id="2" w:name="Características:"/>
-                                <w:bookmarkStart w:id="3" w:name="Interfaz:"/>
-                                <w:bookmarkStart w:id="4" w:name="Estilo_de_Arte:"/>
-                                <w:bookmarkStart w:id="5" w:name="Música/Sonido:"/>
-                                <w:bookmarkStart w:id="6" w:name="Hoja_de_ruta_del_desarrollo_/_Lanzamient"/>
-                                <w:bookmarkEnd w:id="0"/>
-                                <w:bookmarkEnd w:id="1"/>
-                                <w:bookmarkEnd w:id="2"/>
-                                <w:bookmarkEnd w:id="3"/>
-                                <w:bookmarkEnd w:id="4"/>
-                                <w:bookmarkEnd w:id="5"/>
-                                <w:bookmarkEnd w:id="6"/>
-                                <w:r>
-                                  <w:rPr>
-                                    <w:rFonts w:ascii="Arial" w:hAnsi="Arial"/>
-                                    <w:b/>
-                                  </w:rPr>
-                                  <w:t>Hito</w:t>
-                                </w:r>
-                                <w:r>
-                                  <w:rPr>
-                                    <w:rFonts w:ascii="Arial" w:hAnsi="Arial"/>
-                                    <w:b/>
-                                    <w:spacing w:val="-5"/>
-                                  </w:rPr>
-                                  <w:t xml:space="preserve"> </w:t>
-                                </w:r>
-                                <w:r>
-                                  <w:rPr>
-                                    <w:rFonts w:ascii="Arial" w:hAnsi="Arial"/>
-                                    <w:b/>
-                                  </w:rPr>
-                                  <w:t>1:</w:t>
-                                </w:r>
-                                <w:r>
-                                  <w:rPr>
-                                    <w:rFonts w:ascii="Arial" w:hAnsi="Arial"/>
-                                    <w:b/>
-                                    <w:spacing w:val="-1"/>
-                                  </w:rPr>
-                                  <w:t xml:space="preserve"> </w:t>
-                                </w:r>
-                                <w:r>
-                                  <w:t>Mecánicas</w:t>
-                                </w:r>
-                                <w:r>
-                                  <w:rPr>
-                                    <w:spacing w:val="-4"/>
-                                  </w:rPr>
-                                  <w:t xml:space="preserve"> </w:t>
-                                </w:r>
-                                <w:r>
-                                  <w:t>completas -</w:t>
-                                </w:r>
-                                <w:r>
-                                  <w:rPr>
-                                    <w:spacing w:val="-2"/>
-                                  </w:rPr>
-                                  <w:t xml:space="preserve"> 0/0/00</w:t>
-                                </w:r>
-                              </w:p>
-                              <w:p>
-                                <w:pPr>
-                                  <w:pStyle w:val="TableParagraph"/>
-                                </w:pPr>
-                                <w:r>
-                                  <w:rPr>
-                                    <w:rFonts w:ascii="Arial"/>
-                                    <w:b/>
-                                  </w:rPr>
-                                  <w:t>Hito</w:t>
-                                </w:r>
-                                <w:r>
-                                  <w:rPr>
-                                    <w:rFonts w:ascii="Arial"/>
-                                    <w:b/>
-                                    <w:spacing w:val="-3"/>
-                                  </w:rPr>
-                                  <w:t xml:space="preserve"> </w:t>
-                                </w:r>
-                                <w:r>
-                                  <w:rPr>
-                                    <w:rFonts w:ascii="Arial"/>
-                                    <w:b/>
-                                  </w:rPr>
-                                  <w:t>2:</w:t>
-                                </w:r>
-                                <w:r>
-                                  <w:rPr>
-                                    <w:rFonts w:ascii="Arial"/>
-                                    <w:b/>
-                                    <w:spacing w:val="-1"/>
-                                  </w:rPr>
-                                  <w:t xml:space="preserve"> </w:t>
-                                </w:r>
-                                <w:r>
-                                  <w:t>Lucha</w:t>
-                                </w:r>
-                                <w:r>
-                                  <w:rPr>
-                                    <w:spacing w:val="-1"/>
-                                  </w:rPr>
-                                  <w:t xml:space="preserve"> </w:t>
-                                </w:r>
-                                <w:r>
-                                  <w:t>con</w:t>
-                                </w:r>
-                                <w:r>
-                                  <w:rPr>
-                                    <w:spacing w:val="-1"/>
-                                  </w:rPr>
-                                  <w:t xml:space="preserve"> </w:t>
-                                </w:r>
-                                <w:proofErr w:type="spellStart"/>
-                                <w:r>
-                                  <w:t>boss</w:t>
-                                </w:r>
-                                <w:proofErr w:type="spellEnd"/>
-                                <w:r>
-                                  <w:rPr>
-                                    <w:spacing w:val="-4"/>
-                                  </w:rPr>
-                                  <w:t xml:space="preserve"> </w:t>
-                                </w:r>
-                                <w:r>
-                                  <w:t>completo</w:t>
-                                </w:r>
-                                <w:r>
-                                  <w:rPr>
-                                    <w:spacing w:val="2"/>
-                                  </w:rPr>
-                                  <w:t xml:space="preserve"> </w:t>
-                                </w:r>
-                                <w:r>
-                                  <w:t>-</w:t>
-                                </w:r>
-                                <w:r>
-                                  <w:rPr>
-                                    <w:spacing w:val="-2"/>
-                                  </w:rPr>
-                                  <w:t xml:space="preserve"> 0/0/00</w:t>
-                                </w:r>
-                              </w:p>
-                              <w:p>
-                                <w:pPr>
-                                  <w:pStyle w:val="TableParagraph"/>
-                                  <w:spacing w:line="233" w:lineRule="exact"/>
-                                </w:pPr>
-                                <w:r>
-                                  <w:rPr>
-                                    <w:rFonts w:ascii="Arial"/>
-                                    <w:b/>
-                                  </w:rPr>
-                                  <w:t>Hito</w:t>
-                                </w:r>
-                                <w:r>
-                                  <w:rPr>
-                                    <w:rFonts w:ascii="Arial"/>
-                                    <w:b/>
-                                    <w:spacing w:val="-2"/>
-                                  </w:rPr>
-                                  <w:t xml:space="preserve"> </w:t>
-                                </w:r>
-                                <w:r>
-                                  <w:rPr>
-                                    <w:rFonts w:ascii="Arial"/>
-                                    <w:b/>
-                                  </w:rPr>
-                                  <w:t>3:</w:t>
-                                </w:r>
-                                <w:r>
-                                  <w:rPr>
-                                    <w:rFonts w:ascii="Arial"/>
-                                    <w:b/>
-                                    <w:spacing w:val="-1"/>
-                                  </w:rPr>
-                                  <w:t xml:space="preserve"> </w:t>
-                                </w:r>
-                                <w:r>
-                                  <w:t>Niveles</w:t>
-                                </w:r>
-                                <w:r>
-                                  <w:rPr>
-                                    <w:spacing w:val="-3"/>
-                                  </w:rPr>
-                                  <w:t xml:space="preserve"> </w:t>
-                                </w:r>
-                                <w:r>
-                                  <w:t>completos</w:t>
-                                </w:r>
-                                <w:r>
-                                  <w:rPr>
-                                    <w:spacing w:val="-1"/>
-                                  </w:rPr>
-                                  <w:t xml:space="preserve"> </w:t>
-                                </w:r>
-                                <w:r>
-                                  <w:t>-</w:t>
-                                </w:r>
-                                <w:r>
-                                  <w:rPr>
-                                    <w:spacing w:val="58"/>
-                                  </w:rPr>
-                                  <w:t xml:space="preserve"> </w:t>
-                                </w:r>
-                                <w:r>
-                                  <w:rPr>
-                                    <w:spacing w:val="-2"/>
-                                  </w:rPr>
-                                  <w:t>0/0/00</w:t>
-                                </w:r>
-                              </w:p>
-                            </w:tc>
-                            <w:tc>
-                              <w:tcPr>
-                                <w:tcW w:w="3547" w:type="dxa"/>
-                              </w:tcPr>
-                              <w:p>
-                                <w:pPr>
-                                  <w:pStyle w:val="TableParagraph"/>
-                                  <w:spacing w:before="0" w:line="246" w:lineRule="exact"/>
-                                  <w:ind w:left="374"/>
-                                </w:pPr>
-                                <w:r>
-                                  <w:rPr>
-                                    <w:rFonts w:ascii="Arial"/>
-                                    <w:b/>
-                                  </w:rPr>
-                                  <w:t>Hito</w:t>
-                                </w:r>
-                                <w:r>
-                                  <w:rPr>
-                                    <w:rFonts w:ascii="Arial"/>
-                                    <w:b/>
-                                    <w:spacing w:val="-3"/>
-                                  </w:rPr>
-                                  <w:t xml:space="preserve"> </w:t>
-                                </w:r>
-                                <w:r>
-                                  <w:rPr>
-                                    <w:rFonts w:ascii="Arial"/>
-                                    <w:b/>
-                                  </w:rPr>
-                                  <w:t>4:</w:t>
-                                </w:r>
-                                <w:r>
-                                  <w:rPr>
-                                    <w:rFonts w:ascii="Arial"/>
-                                    <w:b/>
-                                    <w:spacing w:val="-1"/>
-                                  </w:rPr>
-                                  <w:t xml:space="preserve"> </w:t>
-                                </w:r>
-                                <w:r>
-                                  <w:t>Pulido</w:t>
-                                </w:r>
-                                <w:r>
-                                  <w:rPr>
-                                    <w:spacing w:val="-2"/>
-                                  </w:rPr>
-                                  <w:t xml:space="preserve"> </w:t>
-                                </w:r>
-                                <w:r>
-                                  <w:t>completo</w:t>
-                                </w:r>
-                                <w:r>
-                                  <w:rPr>
-                                    <w:spacing w:val="1"/>
-                                  </w:rPr>
-                                  <w:t xml:space="preserve"> </w:t>
-                                </w:r>
-                                <w:r>
-                                  <w:t>-</w:t>
-                                </w:r>
-                                <w:r>
-                                  <w:rPr>
-                                    <w:spacing w:val="-2"/>
-                                  </w:rPr>
-                                  <w:t xml:space="preserve"> 0/0/00</w:t>
-                                </w:r>
-                              </w:p>
-                              <w:p>
-                                <w:pPr>
-                                  <w:pStyle w:val="TableParagraph"/>
-                                  <w:ind w:left="374"/>
-                                </w:pPr>
-                                <w:r>
-                                  <w:rPr>
-                                    <w:spacing w:val="-2"/>
-                                  </w:rPr>
-                                  <w:t>--------------------------</w:t>
-                                </w:r>
-                                <w:r>
-                                  <w:rPr>
-                                    <w:spacing w:val="-10"/>
-                                  </w:rPr>
-                                  <w:t>-</w:t>
-                                </w:r>
-                              </w:p>
-                              <w:p>
-                                <w:pPr>
-                                  <w:pStyle w:val="TableParagraph"/>
-                                  <w:spacing w:line="233" w:lineRule="exact"/>
-                                  <w:ind w:left="374"/>
-                                </w:pPr>
-                                <w:r>
-                                  <w:rPr>
-                                    <w:rFonts w:ascii="Arial" w:hAnsi="Arial"/>
-                                    <w:b/>
-                                    <w:color w:val="FF0000"/>
-                                  </w:rPr>
-                                  <w:t>Día</w:t>
-                                </w:r>
-                                <w:r>
-                                  <w:rPr>
-                                    <w:rFonts w:ascii="Arial" w:hAnsi="Arial"/>
-                                    <w:b/>
-                                    <w:color w:val="FF0000"/>
-                                    <w:spacing w:val="-2"/>
-                                  </w:rPr>
-                                  <w:t xml:space="preserve"> </w:t>
-                                </w:r>
-                                <w:r>
-                                  <w:rPr>
-                                    <w:rFonts w:ascii="Arial" w:hAnsi="Arial"/>
-                                    <w:b/>
-                                    <w:color w:val="FF0000"/>
-                                  </w:rPr>
-                                  <w:t>de</w:t>
-                                </w:r>
-                                <w:r>
-                                  <w:rPr>
-                                    <w:rFonts w:ascii="Arial" w:hAnsi="Arial"/>
-                                    <w:b/>
-                                    <w:color w:val="FF0000"/>
-                                    <w:spacing w:val="-2"/>
-                                  </w:rPr>
-                                  <w:t xml:space="preserve"> </w:t>
-                                </w:r>
-                                <w:r>
-                                  <w:rPr>
-                                    <w:rFonts w:ascii="Arial" w:hAnsi="Arial"/>
-                                    <w:b/>
-                                    <w:color w:val="FF0000"/>
-                                  </w:rPr>
-                                  <w:t xml:space="preserve">Lanzamiento: </w:t>
-                                </w:r>
-                                <w:r>
-                                  <w:rPr>
-                                    <w:spacing w:val="-2"/>
-                                  </w:rPr>
-                                  <w:t>0/0/00</w:t>
-                                </w:r>
-                              </w:p>
-                            </w:tc>
-                          </w:tr>
-                        </w:tbl>
-                        <w:p>
-                          <w:pPr>
-                            <w:pStyle w:val="Textoindependiente"/>
-                          </w:pPr>
-                        </w:p>
-                      </w:txbxContent>
-                    </wps:txbx>
-                    <wps:bodyPr wrap="square" lIns="0" tIns="0" rIns="0" bIns="0" rtlCol="0">
-                      <a:noAutofit/>
-                    </wps:bodyPr>
-                  </wps:wsp>
-                </a:graphicData>
-              </a:graphic>
-            </wp:anchor>
-          </w:drawing>
-        </mc:Choice>
-        <mc:Fallback>
-          <w:pict>
-            <v:shapetype w14:anchorId="209C1DB3" id="_x0000_t202" coordsize="21600,21600" o:spt="202" path="m,l,21600r21600,l21600,xe">
-              <v:stroke joinstyle="miter"/>
-              <v:path gradientshapeok="t" o:connecttype="rect"/>
-            </v:shapetype>
-            <v:shape id="Textbox 1" o:spid="_x0000_s1026" type="#_x0000_t202" style="position:absolute;margin-left:71.75pt;margin-top:629pt;width:407.25pt;height:41.25pt;z-index:15728640;visibility:visible;mso-wrap-style:square;mso-wrap-distance-left:0;mso-wrap-distance-top:0;mso-wrap-distance-right:0;mso-wrap-distance-bottom:0;mso-position-horizontal:absolute;mso-position-horizontal-relative:page;mso-position-vertical:absolute;mso-position-vertical-relative:page;v-text-anchor:top" o:gfxdata="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" filled="f" stroked="f">
-              <v:textbox inset="0,0,0,0">
-                <w:txbxContent>
-                  <w:tbl>
-                    <w:tblPr>
-                      <w:tblStyle w:val="TableNormal"/>
-                      <w:tblW w:w="0" w:type="auto"/>
-                      <w:tblInd w:w="67" w:type="dxa"/>
-                      <w:tblLayout w:type="fixed"/>
-                      <w:tblLook w:val="01E0" w:firstRow="1" w:lastRow="1" w:firstColumn="1" w:lastColumn="1" w:noHBand="0" w:noVBand="0"/>
-                    </w:tblPr>
-                    <w:tblGrid>
-                      <w:gridCol w:w="4478"/>
-                      <w:gridCol w:w="3547"/>
-                    </w:tblGrid>
-                    <w:tr>
-                      <w:trPr>
-                        <w:trHeight w:val="825"/>
-                      </w:trPr>
-                      <w:tc>
-                        <w:tcPr>
-                          <w:tcW w:w="4478" w:type="dxa"/>
-                        </w:tcPr>
-                        <w:p>
-                          <w:pPr>
-                            <w:pStyle w:val="TableParagraph"/>
-                            <w:spacing w:before="0" w:line="246" w:lineRule="exact"/>
-                          </w:pPr>
-                          <w:bookmarkStart w:id="7" w:name="Identidad_del_Juego_/_Mantra:"/>
-                          <w:bookmarkStart w:id="8" w:name="Pilares_del_Diseño:"/>
-                          <w:bookmarkStart w:id="9" w:name="Características:"/>
-                          <w:bookmarkStart w:id="10" w:name="Interfaz:"/>
-                          <w:bookmarkStart w:id="11" w:name="Estilo_de_Arte:"/>
-                          <w:bookmarkStart w:id="12" w:name="Música/Sonido:"/>
-                          <w:bookmarkStart w:id="13" w:name="Hoja_de_ruta_del_desarrollo_/_Lanzamient"/>
-                          <w:bookmarkEnd w:id="7"/>
-                          <w:bookmarkEnd w:id="8"/>
-                          <w:bookmarkEnd w:id="9"/>
-                          <w:bookmarkEnd w:id="10"/>
-                          <w:bookmarkEnd w:id="11"/>
-                          <w:bookmarkEnd w:id="12"/>
-                          <w:bookmarkEnd w:id="13"/>
-                          <w:r>
-                            <w:rPr>
-                              <w:rFonts w:ascii="Arial" w:hAnsi="Arial"/>
-                              <w:b/>
-                            </w:rPr>
-                            <w:t>Hito</w:t>
-                          </w:r>
-                          <w:r>
-                            <w:rPr>
-                              <w:rFonts w:ascii="Arial" w:hAnsi="Arial"/>
-                              <w:b/>
-                              <w:spacing w:val="-5"/>
-                            </w:rPr>
-                            <w:t xml:space="preserve"> </w:t>
-                          </w:r>
-                          <w:r>
-                            <w:rPr>
-                              <w:rFonts w:ascii="Arial" w:hAnsi="Arial"/>
-                              <w:b/>
-                            </w:rPr>
-                            <w:t>1:</w:t>
-                          </w:r>
-                          <w:r>
-                            <w:rPr>
-                              <w:rFonts w:ascii="Arial" w:hAnsi="Arial"/>
-                              <w:b/>
-                              <w:spacing w:val="-1"/>
-                            </w:rPr>
-                            <w:t xml:space="preserve"> </w:t>
-                          </w:r>
-                          <w:r>
-                            <w:t>Mecánicas</w:t>
-                          </w:r>
-                          <w:r>
-                            <w:rPr>
-                              <w:spacing w:val="-4"/>
-                            </w:rPr>
-                            <w:t xml:space="preserve"> </w:t>
-                          </w:r>
-                          <w:r>
-                            <w:t>completas -</w:t>
-                          </w:r>
-                          <w:r>
-                            <w:rPr>
-                              <w:spacing w:val="-2"/>
-                            </w:rPr>
-                            <w:t xml:space="preserve"> 0/0/00</w:t>
-                          </w:r>
-                        </w:p>
-                        <w:p>
-                          <w:pPr>
-                            <w:pStyle w:val="TableParagraph"/>
-                          </w:pPr>
-                          <w:r>
-                            <w:rPr>
-                              <w:rFonts w:ascii="Arial"/>
-                              <w:b/>
-                            </w:rPr>
-                            <w:t>Hito</w:t>
-                          </w:r>
-                          <w:r>
-                            <w:rPr>
-                              <w:rFonts w:ascii="Arial"/>
-                              <w:b/>
-                              <w:spacing w:val="-3"/>
-                            </w:rPr>
-                            <w:t xml:space="preserve"> </w:t>
-                          </w:r>
-                          <w:r>
-                            <w:rPr>
-                              <w:rFonts w:ascii="Arial"/>
-                              <w:b/>
-                            </w:rPr>
-                            <w:t>2:</w:t>
-                          </w:r>
-                          <w:r>
-                            <w:rPr>
-                              <w:rFonts w:ascii="Arial"/>
-                              <w:b/>
-                              <w:spacing w:val="-1"/>
-                            </w:rPr>
-                            <w:t xml:space="preserve"> </w:t>
-                          </w:r>
-                          <w:r>
-                            <w:t>Lucha</w:t>
-                          </w:r>
-                          <w:r>
-                            <w:rPr>
-                              <w:spacing w:val="-1"/>
-                            </w:rPr>
-                            <w:t xml:space="preserve"> </w:t>
-                          </w:r>
-                          <w:r>
-                            <w:t>con</w:t>
-                          </w:r>
-                          <w:r>
-                            <w:rPr>
-                              <w:spacing w:val="-1"/>
-                            </w:rPr>
-                            <w:t xml:space="preserve"> </w:t>
-                          </w:r>
-                          <w:proofErr w:type="spellStart"/>
-                          <w:r>
-                            <w:t>boss</w:t>
-                          </w:r>
-                          <w:proofErr w:type="spellEnd"/>
-                          <w:r>
-                            <w:rPr>
-                              <w:spacing w:val="-4"/>
-                            </w:rPr>
-                            <w:t xml:space="preserve"> </w:t>
-                          </w:r>
-                          <w:r>
-                            <w:t>completo</w:t>
-                          </w:r>
-                          <w:r>
-                            <w:rPr>
-                              <w:spacing w:val="2"/>
-                            </w:rPr>
-                            <w:t xml:space="preserve"> </w:t>
-                          </w:r>
-                          <w:r>
-                            <w:t>-</w:t>
-                          </w:r>
-                          <w:r>
-                            <w:rPr>
-                              <w:spacing w:val="-2"/>
-                            </w:rPr>
-                            <w:t xml:space="preserve"> 0/0/00</w:t>
-                          </w:r>
-                        </w:p>
-                        <w:p>
-                          <w:pPr>
-                            <w:pStyle w:val="TableParagraph"/>
-                            <w:spacing w:line="233" w:lineRule="exact"/>
-                          </w:pPr>
-                          <w:r>
-                            <w:rPr>
-                              <w:rFonts w:ascii="Arial"/>
-                              <w:b/>
-                            </w:rPr>
-                            <w:t>Hito</w:t>
-                          </w:r>
-                          <w:r>
-                            <w:rPr>
-                              <w:rFonts w:ascii="Arial"/>
-                              <w:b/>
-                              <w:spacing w:val="-2"/>
-                            </w:rPr>
-                            <w:t xml:space="preserve"> </w:t>
-                          </w:r>
-                          <w:r>
-                            <w:rPr>
-                              <w:rFonts w:ascii="Arial"/>
-                              <w:b/>
-                            </w:rPr>
-                            <w:t>3:</w:t>
-                          </w:r>
-                          <w:r>
-                            <w:rPr>
-                              <w:rFonts w:ascii="Arial"/>
-                              <w:b/>
-                              <w:spacing w:val="-1"/>
-                            </w:rPr>
-                            <w:t xml:space="preserve"> </w:t>
-                          </w:r>
-                          <w:r>
-                            <w:t>Niveles</w:t>
-                          </w:r>
-                          <w:r>
-                            <w:rPr>
-                              <w:spacing w:val="-3"/>
-                            </w:rPr>
-                            <w:t xml:space="preserve"> </w:t>
-                          </w:r>
-                          <w:r>
-                            <w:t>completos</w:t>
-                          </w:r>
-                          <w:r>
-                            <w:rPr>
-                              <w:spacing w:val="-1"/>
-                            </w:rPr>
-                            <w:t xml:space="preserve"> </w:t>
-                          </w:r>
-                          <w:r>
-                            <w:t>-</w:t>
-                          </w:r>
-                          <w:r>
-                            <w:rPr>
-                              <w:spacing w:val="58"/>
-                            </w:rPr>
-                            <w:t xml:space="preserve"> </w:t>
-                          </w:r>
-                          <w:r>
-                            <w:rPr>
-                              <w:spacing w:val="-2"/>
-                            </w:rPr>
-                            <w:t>0/0/00</w:t>
-                          </w:r>
-                        </w:p>
-                      </w:tc>
-                      <w:tc>
-                        <w:tcPr>
-                          <w:tcW w:w="3547" w:type="dxa"/>
-                        </w:tcPr>
-                        <w:p>
-                          <w:pPr>
-                            <w:pStyle w:val="TableParagraph"/>
-                            <w:spacing w:before="0" w:line="246" w:lineRule="exact"/>
-                            <w:ind w:left="374"/>
-                          </w:pPr>
-                          <w:r>
-                            <w:rPr>
-                              <w:rFonts w:ascii="Arial"/>
-                              <w:b/>
-                            </w:rPr>
-                            <w:t>Hito</w:t>
-                          </w:r>
-                          <w:r>
-                            <w:rPr>
-                              <w:rFonts w:ascii="Arial"/>
-                              <w:b/>
-                              <w:spacing w:val="-3"/>
-                            </w:rPr>
-                            <w:t xml:space="preserve"> </w:t>
-                          </w:r>
-                          <w:r>
-                            <w:rPr>
-                              <w:rFonts w:ascii="Arial"/>
-                              <w:b/>
-                            </w:rPr>
-                            <w:t>4:</w:t>
-                          </w:r>
-                          <w:r>
-                            <w:rPr>
-                              <w:rFonts w:ascii="Arial"/>
-                              <w:b/>
-                              <w:spacing w:val="-1"/>
-                            </w:rPr>
-                            <w:t xml:space="preserve"> </w:t>
-                          </w:r>
-                          <w:r>
-                            <w:t>Pulido</w:t>
-                          </w:r>
-                          <w:r>
-                            <w:rPr>
-                              <w:spacing w:val="-2"/>
-                            </w:rPr>
-                            <w:t xml:space="preserve"> </w:t>
-                          </w:r>
-                          <w:r>
-                            <w:t>completo</w:t>
-                          </w:r>
-                          <w:r>
-                            <w:rPr>
-                              <w:spacing w:val="1"/>
-                            </w:rPr>
-                            <w:t xml:space="preserve"> </w:t>
-                          </w:r>
-                          <w:r>
-                            <w:t>-</w:t>
-                          </w:r>
-                          <w:r>
-                            <w:rPr>
-                              <w:spacing w:val="-2"/>
-                            </w:rPr>
-                            <w:t xml:space="preserve"> 0/0/00</w:t>
-                          </w:r>
-                        </w:p>
-                        <w:p>
-                          <w:pPr>
-                            <w:pStyle w:val="TableParagraph"/>
-                            <w:ind w:left="374"/>
-                          </w:pPr>
-                          <w:r>
-                            <w:rPr>
-                              <w:spacing w:val="-2"/>
-                            </w:rPr>
-                            <w:t>--------------------------</w:t>
-                          </w:r>
-                          <w:r>
-                            <w:rPr>
-                              <w:spacing w:val="-10"/>
-                            </w:rPr>
-                            <w:t>-</w:t>
-                          </w:r>
-                        </w:p>
-                        <w:p>
-                          <w:pPr>
-                            <w:pStyle w:val="TableParagraph"/>
-                            <w:spacing w:line="233" w:lineRule="exact"/>
-                            <w:ind w:left="374"/>
-                          </w:pPr>
-                          <w:r>
-                            <w:rPr>
-                              <w:rFonts w:ascii="Arial" w:hAnsi="Arial"/>
-                              <w:b/>
-                              <w:color w:val="FF0000"/>
-                            </w:rPr>
-                            <w:t>Día</w:t>
-                          </w:r>
-                          <w:r>
-                            <w:rPr>
-                              <w:rFonts w:ascii="Arial" w:hAnsi="Arial"/>
-                              <w:b/>
-                              <w:color w:val="FF0000"/>
-                              <w:spacing w:val="-2"/>
-                            </w:rPr>
-                            <w:t xml:space="preserve"> </w:t>
-                          </w:r>
-                          <w:r>
-                            <w:rPr>
-                              <w:rFonts w:ascii="Arial" w:hAnsi="Arial"/>
-                              <w:b/>
-                              <w:color w:val="FF0000"/>
-                            </w:rPr>
-                            <w:t>de</w:t>
-                          </w:r>
-                          <w:r>
-                            <w:rPr>
-                              <w:rFonts w:ascii="Arial" w:hAnsi="Arial"/>
-                              <w:b/>
-                              <w:color w:val="FF0000"/>
-                              <w:spacing w:val="-2"/>
-                            </w:rPr>
-                            <w:t xml:space="preserve"> </w:t>
-                          </w:r>
-                          <w:r>
-                            <w:rPr>
-                              <w:rFonts w:ascii="Arial" w:hAnsi="Arial"/>
-                              <w:b/>
-                              <w:color w:val="FF0000"/>
-                            </w:rPr>
-                            <w:t xml:space="preserve">Lanzamiento: </w:t>
-                          </w:r>
-                          <w:r>
-                            <w:rPr>
-                              <w:spacing w:val="-2"/>
-                            </w:rPr>
-                            <w:t>0/0/00</w:t>
-                          </w:r>
-                        </w:p>
-                      </w:tc>
-                    </w:tr>
-                  </w:tbl>
-                  <w:p>
-                    <w:pPr>
-                      <w:pStyle w:val="Textoindependiente"/>
-                    </w:pPr>
-                  </w:p>
-                </w:txbxContent>
-              </v:textbox>
-              <w10:wrap anchorx="page" anchory="page"/>
-            </v:shape>
-          </w:pict>
-        </mc:Fallback>
-      </mc:AlternateContent>
-    </w:r>
   </w:p>
 </w:ftr>
 </file>
@@ -2024,6 +1602,127 @@
     </w:p>
   </w:footnote>
 </w:footnotes>
+</file>
+
+<file path=word/numbering.xml><?xml version="1.0" encoding="utf-8"?>
+<w:numbering xmlns:wpc="http://schemas.microsoft.com/office/word/2010/wordprocessingCanvas" xmlns:cx="http://schemas.microsoft.com/office/drawing/2014/chartex" xmlns:cx1="http://schemas.microsoft.com/office/drawing/2015/9/8/chartex" xmlns:cx2="http://schemas.microsoft.com/office/drawing/2015/10/21/chartex" xmlns:cx3="http://schemas.microsoft.com/office/drawing/2016/5/9/chartex" xmlns:cx4="http://schemas.microsoft.com/office/drawing/2016/5/10/chartex" xmlns:cx5="http://schemas.microsoft.com/office/drawing/2016/5/11/chartex" xmlns:cx6="http://schemas.microsoft.com/office/drawing/2016/5/12/chartex" xmlns:cx7="http://schemas.microsoft.com/office/drawing/2016/5/13/chartex" xmlns:cx8="http://schemas.microsoft.com/office/drawing/2016/5/14/chartex" xmlns:mc="http://schemas.openxmlformats.org/markup-compatibility/2006" xmlns:aink="http://schemas.microsoft.com/office/drawing/2016/ink" xmlns:am3d="http://schemas.microsoft.com/office/drawing/2017/model3d" xmlns:o="urn:schemas-microsoft-com:office:office" xmlns:oel="http://schemas.microsoft.com/office/2019/extlst" xmlns:r="http://schemas.openxmlformats.org/officeDocument/2006/relationships" xmlns:m="http://schemas.openxmlformats.org/officeDocument/2006/math" xmlns:v="urn:schemas-microsoft-com:vml" xmlns:wp14="http://schemas.microsoft.com/office/word/2010/wordprocessingDrawing" xmlns:wp="http://schemas.openxmlformats.org/drawingml/2006/wordprocessingDrawing" xmlns:w10="urn:schemas-microsoft-com:office:word" xmlns:w="http://schemas.openxmlformats.org/wordprocessingml/2006/main" xmlns:w14="http://schemas.microsoft.com/office/word/2010/wordml" xmlns:w15="http://schemas.microsoft.com/office/word/2012/wordml" xmlns:w16cex="http://schemas.microsoft.com/office/word/2018/wordml/cex" xmlns:w16cid="http://schemas.microsoft.com/office/word/2016/wordml/cid" xmlns:w16="http://schemas.microsoft.com/office/word/2018/wordml" xmlns:w16du="http://schemas.microsoft.com/office/word/2023/wordml/word16du" xmlns:w16sdtdh="http://schemas.microsoft.com/office/word/2020/wordml/sdtdatahash" xmlns:w16sdtfl="http://schemas.microsoft.com/office/word/2024/wordml/sdtformatlock" xmlns:w16se="http://schemas.microsoft.com/office/word/2015/wordml/symex" xmlns:wpg="http://schemas.microsoft.com/office/word/2010/wordprocessingGroup" xmlns:wpi="http://schemas.microsoft.com/office/word/2010/wordprocessingInk" xmlns:wne="http://schemas.microsoft.com/office/word/2006/wordml" xmlns:wps="http://schemas.microsoft.com/office/word/2010/wordprocessingShape" mc:Ignorable="w14 w15 w16se w16cid w16 w16cex w16sdtdh w16sdtfl w16du wp14">
+  <w:abstractNum w:abstractNumId="0" w15:restartNumberingAfterBreak="0">
+    <w:nsid w:val="6CAF55F0"/>
+    <w:multiLevelType w:val="hybridMultilevel"/>
+    <w:tmpl w:val="57FE2460"/>
+    <w:lvl w:ilvl="0" w:tplc="280A0001">
+      <w:start w:val="1"/>
+      <w:numFmt w:val="bullet"/>
+      <w:lvlText w:val=""/>
+      <w:lvlJc w:val="left"/>
+      <w:pPr>
+        <w:ind w:left="743" w:hanging="360"/>
+      </w:pPr>
+      <w:rPr>
+        <w:rFonts w:ascii="Symbol" w:hAnsi="Symbol" w:hint="default"/>
+      </w:rPr>
+    </w:lvl>
+    <w:lvl w:ilvl="1" w:tplc="280A0003" w:tentative="1">
+      <w:start w:val="1"/>
+      <w:numFmt w:val="bullet"/>
+      <w:lvlText w:val="o"/>
+      <w:lvlJc w:val="left"/>
+      <w:pPr>
+        <w:ind w:left="1463" w:hanging="360"/>
+      </w:pPr>
+      <w:rPr>
+        <w:rFonts w:ascii="Courier New" w:hAnsi="Courier New" w:cs="Courier New" w:hint="default"/>
+      </w:rPr>
+    </w:lvl>
+    <w:lvl w:ilvl="2" w:tplc="280A0005" w:tentative="1">
+      <w:start w:val="1"/>
+      <w:numFmt w:val="bullet"/>
+      <w:lvlText w:val=""/>
+      <w:lvlJc w:val="left"/>
+      <w:pPr>
+        <w:ind w:left="2183" w:hanging="360"/>
+      </w:pPr>
+      <w:rPr>
+        <w:rFonts w:ascii="Wingdings" w:hAnsi="Wingdings" w:hint="default"/>
+      </w:rPr>
+    </w:lvl>
+    <w:lvl w:ilvl="3" w:tplc="280A0001" w:tentative="1">
+      <w:start w:val="1"/>
+      <w:numFmt w:val="bullet"/>
+      <w:lvlText w:val=""/>
+      <w:lvlJc w:val="left"/>
+      <w:pPr>
+        <w:ind w:left="2903" w:hanging="360"/>
+      </w:pPr>
+      <w:rPr>
+        <w:rFonts w:ascii="Symbol" w:hAnsi="Symbol" w:hint="default"/>
+      </w:rPr>
+    </w:lvl>
+    <w:lvl w:ilvl="4" w:tplc="280A0003" w:tentative="1">
+      <w:start w:val="1"/>
+      <w:numFmt w:val="bullet"/>
+      <w:lvlText w:val="o"/>
+      <w:lvlJc w:val="left"/>
+      <w:pPr>
+        <w:ind w:left="3623" w:hanging="360"/>
+      </w:pPr>
+      <w:rPr>
+        <w:rFonts w:ascii="Courier New" w:hAnsi="Courier New" w:cs="Courier New" w:hint="default"/>
+      </w:rPr>
+    </w:lvl>
+    <w:lvl w:ilvl="5" w:tplc="280A0005" w:tentative="1">
+      <w:start w:val="1"/>
+      <w:numFmt w:val="bullet"/>
+      <w:lvlText w:val=""/>
+      <w:lvlJc w:val="left"/>
+      <w:pPr>
+        <w:ind w:left="4343" w:hanging="360"/>
+      </w:pPr>
+      <w:rPr>
+        <w:rFonts w:ascii="Wingdings" w:hAnsi="Wingdings" w:hint="default"/>
+      </w:rPr>
+    </w:lvl>
+    <w:lvl w:ilvl="6" w:tplc="280A0001" w:tentative="1">
+      <w:start w:val="1"/>
+      <w:numFmt w:val="bullet"/>
+      <w:lvlText w:val=""/>
+      <w:lvlJc w:val="left"/>
+      <w:pPr>
+        <w:ind w:left="5063" w:hanging="360"/>
+      </w:pPr>
+      <w:rPr>
+        <w:rFonts w:ascii="Symbol" w:hAnsi="Symbol" w:hint="default"/>
+      </w:rPr>
+    </w:lvl>
+    <w:lvl w:ilvl="7" w:tplc="280A0003" w:tentative="1">
+      <w:start w:val="1"/>
+      <w:numFmt w:val="bullet"/>
+      <w:lvlText w:val="o"/>
+      <w:lvlJc w:val="left"/>
+      <w:pPr>
+        <w:ind w:left="5783" w:hanging="360"/>
+      </w:pPr>
+      <w:rPr>
+        <w:rFonts w:ascii="Courier New" w:hAnsi="Courier New" w:cs="Courier New" w:hint="default"/>
+      </w:rPr>
+    </w:lvl>
+    <w:lvl w:ilvl="8" w:tplc="280A0005" w:tentative="1">
+      <w:start w:val="1"/>
+      <w:numFmt w:val="bullet"/>
+      <w:lvlText w:val=""/>
+      <w:lvlJc w:val="left"/>
+      <w:pPr>
+        <w:ind w:left="6503" w:hanging="360"/>
+      </w:pPr>
+      <w:rPr>
+        <w:rFonts w:ascii="Wingdings" w:hAnsi="Wingdings" w:hint="default"/>
+      </w:rPr>
+    </w:lvl>
+  </w:abstractNum>
+  <w:num w:numId="1" w16cid:durableId="239950095">
+    <w:abstractNumId w:val="0"/>
+  </w:num>
+</w:numbering>
 </file>
 
 <file path=word/styles.xml><?xml version="1.0" encoding="utf-8"?>
@@ -2529,6 +2228,56 @@
       <w:ind w:left="50"/>
     </w:pPr>
   </w:style>
+  <w:style w:type="paragraph" w:styleId="Encabezado">
+    <w:name w:val="header"/>
+    <w:basedOn w:val="Normal"/>
+    <w:link w:val="EncabezadoCar"/>
+    <w:uiPriority w:val="99"/>
+    <w:unhideWhenUsed/>
+    <w:rsid w:val="00132FC5"/>
+    <w:pPr>
+      <w:tabs>
+        <w:tab w:val="center" w:pos="4252"/>
+        <w:tab w:val="right" w:pos="8504"/>
+      </w:tabs>
+    </w:pPr>
+  </w:style>
+  <w:style w:type="character" w:customStyle="1" w:styleId="EncabezadoCar">
+    <w:name w:val="Encabezado Car"/>
+    <w:basedOn w:val="Fuentedeprrafopredeter"/>
+    <w:link w:val="Encabezado"/>
+    <w:uiPriority w:val="99"/>
+    <w:rsid w:val="00132FC5"/>
+    <w:rPr>
+      <w:rFonts w:ascii="Arial MT" w:eastAsia="Arial MT" w:hAnsi="Arial MT" w:cs="Arial MT"/>
+      <w:lang w:val="es-ES"/>
+    </w:rPr>
+  </w:style>
+  <w:style w:type="paragraph" w:styleId="Piedepgina">
+    <w:name w:val="footer"/>
+    <w:basedOn w:val="Normal"/>
+    <w:link w:val="PiedepginaCar"/>
+    <w:uiPriority w:val="99"/>
+    <w:unhideWhenUsed/>
+    <w:rsid w:val="00132FC5"/>
+    <w:pPr>
+      <w:tabs>
+        <w:tab w:val="center" w:pos="4252"/>
+        <w:tab w:val="right" w:pos="8504"/>
+      </w:tabs>
+    </w:pPr>
+  </w:style>
+  <w:style w:type="character" w:customStyle="1" w:styleId="PiedepginaCar">
+    <w:name w:val="Pie de página Car"/>
+    <w:basedOn w:val="Fuentedeprrafopredeter"/>
+    <w:link w:val="Piedepgina"/>
+    <w:uiPriority w:val="99"/>
+    <w:rsid w:val="00132FC5"/>
+    <w:rPr>
+      <w:rFonts w:ascii="Arial MT" w:eastAsia="Arial MT" w:hAnsi="Arial MT" w:cs="Arial MT"/>
+      <w:lang w:val="es-ES"/>
+    </w:rPr>
+  </w:style>
 </w:styles>
 </file>
 
